--- a/prompt_and_logic.docx
+++ b/prompt_and_logic.docx
@@ -4,10 +4,11 @@
   <w:body>
     <w:p>
       <w:pPr>
+        <w:spacing w:before="100" w:beforeAutospacing="1" w:after="100" w:afterAutospacing="1" w:line="240" w:lineRule="auto"/>
         <w:rPr>
           <w:rFonts w:ascii="Times New Roman" w:hAnsi="Times New Roman" w:cs="Times New Roman"/>
           <w:b/>
-          <w:sz w:val="28"/>
+          <w:sz w:val="32"/>
           <w:szCs w:val="24"/>
         </w:rPr>
       </w:pPr>
@@ -15,738 +16,529 @@
         <w:rPr>
           <w:rFonts w:ascii="Times New Roman" w:hAnsi="Times New Roman" w:cs="Times New Roman"/>
           <w:b/>
-          <w:sz w:val="28"/>
-          <w:szCs w:val="24"/>
-        </w:rPr>
-        <w:t>Prompt:</w:t>
-      </w:r>
-    </w:p>
-    <w:p>
-      <w:pPr>
-        <w:rPr>
-          <w:rFonts w:ascii="Times New Roman" w:hAnsi="Times New Roman" w:cs="Times New Roman"/>
+          <w:sz w:val="32"/>
+          <w:szCs w:val="24"/>
+        </w:rPr>
+        <w:t>PROMPT:</w:t>
+      </w:r>
+    </w:p>
+    <w:p>
+      <w:pPr>
+        <w:spacing w:before="100" w:beforeAutospacing="1" w:after="100" w:afterAutospacing="1" w:line="240" w:lineRule="auto"/>
+        <w:rPr>
+          <w:rFonts w:ascii="Times New Roman" w:hAnsi="Times New Roman" w:cs="Times New Roman"/>
+          <w:sz w:val="28"/>
+          <w:szCs w:val="24"/>
+        </w:rPr>
+      </w:pPr>
+      <w:r>
+        <w:rPr>
+          <w:rFonts w:ascii="Times New Roman" w:hAnsi="Times New Roman" w:cs="Times New Roman"/>
+          <w:sz w:val="28"/>
+          <w:szCs w:val="24"/>
+        </w:rPr>
+        <w:t xml:space="preserve">Create website copy for "[BUSINESS_NAME]", a [BUSINESS_TYPE] </w:t>
+      </w:r>
+      <w:r>
+        <w:rPr>
+          <w:rFonts w:ascii="Times New Roman" w:hAnsi="Times New Roman" w:cs="Times New Roman"/>
+          <w:sz w:val="28"/>
+          <w:szCs w:val="24"/>
+        </w:rPr>
+        <w:t>business located in [LOCATION].</w:t>
+      </w:r>
+    </w:p>
+    <w:p>
+      <w:pPr>
+        <w:spacing w:before="100" w:beforeAutospacing="1" w:after="100" w:afterAutospacing="1" w:line="240" w:lineRule="auto"/>
+        <w:rPr>
+          <w:rFonts w:ascii="Times New Roman" w:hAnsi="Times New Roman" w:cs="Times New Roman"/>
+          <w:sz w:val="28"/>
+          <w:szCs w:val="24"/>
+        </w:rPr>
+      </w:pPr>
+      <w:r>
+        <w:rPr>
+          <w:rFonts w:ascii="Times New Roman" w:hAnsi="Times New Roman" w:cs="Times New Roman"/>
+          <w:sz w:val="28"/>
+          <w:szCs w:val="24"/>
+        </w:rPr>
+        <w:t>Generate:</w:t>
+      </w:r>
+    </w:p>
+    <w:p>
+      <w:pPr>
+        <w:spacing w:before="100" w:beforeAutospacing="1" w:after="100" w:afterAutospacing="1" w:line="240" w:lineRule="auto"/>
+        <w:rPr>
+          <w:rFonts w:ascii="Times New Roman" w:hAnsi="Times New Roman" w:cs="Times New Roman"/>
+          <w:sz w:val="28"/>
+          <w:szCs w:val="24"/>
+        </w:rPr>
+      </w:pPr>
+      <w:r>
+        <w:rPr>
+          <w:rFonts w:ascii="Times New Roman" w:hAnsi="Times New Roman" w:cs="Times New Roman"/>
+          <w:sz w:val="28"/>
+          <w:szCs w:val="24"/>
+        </w:rPr>
+        <w:t>1. Homepage</w:t>
+      </w:r>
+    </w:p>
+    <w:p>
+      <w:pPr>
+        <w:spacing w:before="100" w:beforeAutospacing="1" w:after="100" w:afterAutospacing="1" w:line="240" w:lineRule="auto"/>
+        <w:rPr>
+          <w:rFonts w:ascii="Times New Roman" w:hAnsi="Times New Roman" w:cs="Times New Roman"/>
+          <w:sz w:val="28"/>
+          <w:szCs w:val="24"/>
+        </w:rPr>
+      </w:pPr>
+      <w:r>
+        <w:rPr>
+          <w:rFonts w:ascii="Times New Roman" w:hAnsi="Times New Roman" w:cs="Times New Roman"/>
+          <w:sz w:val="28"/>
+          <w:szCs w:val="24"/>
+        </w:rPr>
+        <w:t>- Headline with clear value proposition</w:t>
+      </w:r>
+    </w:p>
+    <w:p>
+      <w:pPr>
+        <w:spacing w:before="100" w:beforeAutospacing="1" w:after="100" w:afterAutospacing="1" w:line="240" w:lineRule="auto"/>
+        <w:rPr>
+          <w:rFonts w:ascii="Times New Roman" w:hAnsi="Times New Roman" w:cs="Times New Roman"/>
+          <w:sz w:val="28"/>
+          <w:szCs w:val="24"/>
+        </w:rPr>
+      </w:pPr>
+      <w:r>
+        <w:rPr>
+          <w:rFonts w:ascii="Times New Roman" w:hAnsi="Times New Roman" w:cs="Times New Roman"/>
+          <w:sz w:val="28"/>
+          <w:szCs w:val="24"/>
+        </w:rPr>
+        <w:t xml:space="preserve">- </w:t>
+      </w:r>
+      <w:proofErr w:type="spellStart"/>
+      <w:r>
+        <w:rPr>
+          <w:rFonts w:ascii="Times New Roman" w:hAnsi="Times New Roman" w:cs="Times New Roman"/>
+          <w:sz w:val="28"/>
+          <w:szCs w:val="24"/>
+        </w:rPr>
+        <w:t>Subheadline</w:t>
+      </w:r>
+      <w:proofErr w:type="spellEnd"/>
+      <w:r>
+        <w:rPr>
+          <w:rFonts w:ascii="Times New Roman" w:hAnsi="Times New Roman" w:cs="Times New Roman"/>
+          <w:sz w:val="28"/>
+          <w:szCs w:val="24"/>
+        </w:rPr>
+        <w:t xml:space="preserve"> (target audience + benefit)</w:t>
+      </w:r>
+    </w:p>
+    <w:p>
+      <w:pPr>
+        <w:spacing w:before="100" w:beforeAutospacing="1" w:after="100" w:afterAutospacing="1" w:line="240" w:lineRule="auto"/>
+        <w:rPr>
+          <w:rFonts w:ascii="Times New Roman" w:hAnsi="Times New Roman" w:cs="Times New Roman"/>
+          <w:sz w:val="28"/>
+          <w:szCs w:val="24"/>
+        </w:rPr>
+      </w:pPr>
+      <w:r>
+        <w:rPr>
+          <w:rFonts w:ascii="Times New Roman" w:hAnsi="Times New Roman" w:cs="Times New Roman"/>
+          <w:sz w:val="28"/>
+          <w:szCs w:val="24"/>
+        </w:rPr>
+        <w:t>- Intro section</w:t>
+      </w:r>
+    </w:p>
+    <w:p>
+      <w:pPr>
+        <w:spacing w:before="100" w:beforeAutospacing="1" w:after="100" w:afterAutospacing="1" w:line="240" w:lineRule="auto"/>
+        <w:rPr>
+          <w:rFonts w:ascii="Times New Roman" w:hAnsi="Times New Roman" w:cs="Times New Roman"/>
+          <w:sz w:val="28"/>
+          <w:szCs w:val="24"/>
+        </w:rPr>
+      </w:pPr>
+      <w:r>
+        <w:rPr>
+          <w:rFonts w:ascii="Times New Roman" w:hAnsi="Times New Roman" w:cs="Times New Roman"/>
+          <w:sz w:val="28"/>
+          <w:szCs w:val="24"/>
+        </w:rPr>
+        <w:t>2. Service Page Content</w:t>
+      </w:r>
+    </w:p>
+    <w:p>
+      <w:pPr>
+        <w:spacing w:before="100" w:beforeAutospacing="1" w:after="100" w:afterAutospacing="1" w:line="240" w:lineRule="auto"/>
+        <w:rPr>
+          <w:rFonts w:ascii="Times New Roman" w:hAnsi="Times New Roman" w:cs="Times New Roman"/>
+          <w:sz w:val="28"/>
+          <w:szCs w:val="24"/>
+        </w:rPr>
+      </w:pPr>
+      <w:r>
+        <w:rPr>
+          <w:rFonts w:ascii="Times New Roman" w:hAnsi="Times New Roman" w:cs="Times New Roman"/>
+          <w:sz w:val="28"/>
+          <w:szCs w:val="24"/>
+        </w:rPr>
+        <w:t>For the following services:</w:t>
+      </w:r>
+    </w:p>
+    <w:p>
+      <w:pPr>
+        <w:spacing w:before="100" w:beforeAutospacing="1" w:after="100" w:afterAutospacing="1" w:line="240" w:lineRule="auto"/>
+        <w:rPr>
+          <w:rFonts w:ascii="Times New Roman" w:hAnsi="Times New Roman" w:cs="Times New Roman"/>
+          <w:sz w:val="28"/>
+          <w:szCs w:val="24"/>
+        </w:rPr>
+      </w:pPr>
+      <w:r>
+        <w:rPr>
+          <w:rFonts w:ascii="Times New Roman" w:hAnsi="Times New Roman" w:cs="Times New Roman"/>
+          <w:sz w:val="28"/>
+          <w:szCs w:val="24"/>
+        </w:rPr>
+        <w:t>[SERVICE_1]</w:t>
+      </w:r>
+    </w:p>
+    <w:p>
+      <w:pPr>
+        <w:spacing w:before="100" w:beforeAutospacing="1" w:after="100" w:afterAutospacing="1" w:line="240" w:lineRule="auto"/>
+        <w:rPr>
+          <w:rFonts w:ascii="Times New Roman" w:hAnsi="Times New Roman" w:cs="Times New Roman"/>
+          <w:sz w:val="28"/>
+          <w:szCs w:val="24"/>
+        </w:rPr>
+      </w:pPr>
+      <w:r>
+        <w:rPr>
+          <w:rFonts w:ascii="Times New Roman" w:hAnsi="Times New Roman" w:cs="Times New Roman"/>
+          <w:sz w:val="28"/>
+          <w:szCs w:val="24"/>
+        </w:rPr>
+        <w:t>[SERVICE_2]</w:t>
+      </w:r>
+    </w:p>
+    <w:p>
+      <w:pPr>
+        <w:spacing w:before="100" w:beforeAutospacing="1" w:after="100" w:afterAutospacing="1" w:line="240" w:lineRule="auto"/>
+        <w:rPr>
+          <w:rFonts w:ascii="Times New Roman" w:hAnsi="Times New Roman" w:cs="Times New Roman"/>
+          <w:sz w:val="28"/>
+          <w:szCs w:val="24"/>
+        </w:rPr>
+      </w:pPr>
+      <w:r>
+        <w:rPr>
+          <w:rFonts w:ascii="Times New Roman" w:hAnsi="Times New Roman" w:cs="Times New Roman"/>
+          <w:sz w:val="28"/>
+          <w:szCs w:val="24"/>
+        </w:rPr>
+        <w:t>[SERVICE_3]</w:t>
+      </w:r>
+    </w:p>
+    <w:p>
+      <w:pPr>
+        <w:spacing w:before="100" w:beforeAutospacing="1" w:after="100" w:afterAutospacing="1" w:line="240" w:lineRule="auto"/>
+        <w:rPr>
+          <w:rFonts w:ascii="Times New Roman" w:hAnsi="Times New Roman" w:cs="Times New Roman"/>
+          <w:sz w:val="28"/>
+          <w:szCs w:val="24"/>
+        </w:rPr>
+      </w:pPr>
+      <w:r>
+        <w:rPr>
+          <w:rFonts w:ascii="Times New Roman" w:hAnsi="Times New Roman" w:cs="Times New Roman"/>
+          <w:sz w:val="28"/>
+          <w:szCs w:val="24"/>
+        </w:rPr>
+        <w:t xml:space="preserve">For each </w:t>
+      </w:r>
+      <w:proofErr w:type="gramStart"/>
+      <w:r>
+        <w:rPr>
+          <w:rFonts w:ascii="Times New Roman" w:hAnsi="Times New Roman" w:cs="Times New Roman"/>
+          <w:sz w:val="28"/>
+          <w:szCs w:val="24"/>
+        </w:rPr>
+        <w:t>service</w:t>
+      </w:r>
+      <w:proofErr w:type="gramEnd"/>
+      <w:r>
+        <w:rPr>
+          <w:rFonts w:ascii="Times New Roman" w:hAnsi="Times New Roman" w:cs="Times New Roman"/>
+          <w:sz w:val="28"/>
+          <w:szCs w:val="24"/>
+        </w:rPr>
+        <w:t xml:space="preserve"> explain:</w:t>
+      </w:r>
+    </w:p>
+    <w:p>
+      <w:pPr>
+        <w:spacing w:before="100" w:beforeAutospacing="1" w:after="100" w:afterAutospacing="1" w:line="240" w:lineRule="auto"/>
+        <w:rPr>
+          <w:rFonts w:ascii="Times New Roman" w:hAnsi="Times New Roman" w:cs="Times New Roman"/>
+          <w:sz w:val="28"/>
+          <w:szCs w:val="24"/>
+        </w:rPr>
+      </w:pPr>
+      <w:r>
+        <w:rPr>
+          <w:rFonts w:ascii="Times New Roman" w:hAnsi="Times New Roman" w:cs="Times New Roman"/>
+          <w:sz w:val="28"/>
+          <w:szCs w:val="24"/>
+        </w:rPr>
+        <w:t>- What we offer</w:t>
+      </w:r>
+    </w:p>
+    <w:p>
+      <w:pPr>
+        <w:spacing w:before="100" w:beforeAutospacing="1" w:after="100" w:afterAutospacing="1" w:line="240" w:lineRule="auto"/>
+        <w:rPr>
+          <w:rFonts w:ascii="Times New Roman" w:hAnsi="Times New Roman" w:cs="Times New Roman"/>
+          <w:sz w:val="28"/>
+          <w:szCs w:val="24"/>
+        </w:rPr>
+      </w:pPr>
+      <w:r>
+        <w:rPr>
+          <w:rFonts w:ascii="Times New Roman" w:hAnsi="Times New Roman" w:cs="Times New Roman"/>
+          <w:sz w:val="28"/>
+          <w:szCs w:val="24"/>
+        </w:rPr>
+        <w:t>- Customer benefits</w:t>
+      </w:r>
+    </w:p>
+    <w:p>
+      <w:pPr>
+        <w:spacing w:before="100" w:beforeAutospacing="1" w:after="100" w:afterAutospacing="1" w:line="240" w:lineRule="auto"/>
+        <w:rPr>
+          <w:rFonts w:ascii="Times New Roman" w:hAnsi="Times New Roman" w:cs="Times New Roman"/>
+          <w:sz w:val="28"/>
+          <w:szCs w:val="24"/>
+        </w:rPr>
+      </w:pPr>
+      <w:r>
+        <w:rPr>
+          <w:rFonts w:ascii="Times New Roman" w:hAnsi="Times New Roman" w:cs="Times New Roman"/>
+          <w:sz w:val="28"/>
+          <w:szCs w:val="24"/>
+        </w:rPr>
+        <w:t>- Why customers should choose the business</w:t>
+      </w:r>
+    </w:p>
+    <w:p>
+      <w:pPr>
+        <w:spacing w:before="100" w:beforeAutospacing="1" w:after="100" w:afterAutospacing="1" w:line="240" w:lineRule="auto"/>
+        <w:rPr>
+          <w:rFonts w:ascii="Times New Roman" w:hAnsi="Times New Roman" w:cs="Times New Roman"/>
+          <w:sz w:val="28"/>
+          <w:szCs w:val="24"/>
+        </w:rPr>
+      </w:pPr>
+      <w:r>
+        <w:rPr>
+          <w:rFonts w:ascii="Times New Roman" w:hAnsi="Times New Roman" w:cs="Times New Roman"/>
+          <w:sz w:val="28"/>
+          <w:szCs w:val="24"/>
+        </w:rPr>
+        <w:t>- Sample image suggestion</w:t>
+      </w:r>
+    </w:p>
+    <w:p>
+      <w:pPr>
+        <w:spacing w:before="100" w:beforeAutospacing="1" w:after="100" w:afterAutospacing="1" w:line="240" w:lineRule="auto"/>
+        <w:rPr>
+          <w:rFonts w:ascii="Times New Roman" w:hAnsi="Times New Roman" w:cs="Times New Roman"/>
+          <w:sz w:val="28"/>
+          <w:szCs w:val="24"/>
+        </w:rPr>
+      </w:pPr>
+      <w:r>
+        <w:rPr>
+          <w:rFonts w:ascii="Times New Roman" w:hAnsi="Times New Roman" w:cs="Times New Roman"/>
+          <w:sz w:val="28"/>
+          <w:szCs w:val="24"/>
+        </w:rPr>
+        <w:t>3. CTA Sections</w:t>
+      </w:r>
+    </w:p>
+    <w:p>
+      <w:pPr>
+        <w:spacing w:before="100" w:beforeAutospacing="1" w:after="100" w:afterAutospacing="1" w:line="240" w:lineRule="auto"/>
+        <w:rPr>
+          <w:rFonts w:ascii="Times New Roman" w:hAnsi="Times New Roman" w:cs="Times New Roman"/>
+          <w:sz w:val="28"/>
+          <w:szCs w:val="24"/>
+        </w:rPr>
+      </w:pPr>
+      <w:r>
+        <w:rPr>
+          <w:rFonts w:ascii="Times New Roman" w:hAnsi="Times New Roman" w:cs="Times New Roman"/>
+          <w:sz w:val="28"/>
+          <w:szCs w:val="24"/>
+        </w:rPr>
+        <w:t>- Contact Us</w:t>
+      </w:r>
+    </w:p>
+    <w:p>
+      <w:pPr>
+        <w:spacing w:before="100" w:beforeAutospacing="1" w:after="100" w:afterAutospacing="1" w:line="240" w:lineRule="auto"/>
+        <w:rPr>
+          <w:rFonts w:ascii="Times New Roman" w:hAnsi="Times New Roman" w:cs="Times New Roman"/>
+          <w:sz w:val="28"/>
+          <w:szCs w:val="24"/>
+        </w:rPr>
+      </w:pPr>
+      <w:r>
+        <w:rPr>
+          <w:rFonts w:ascii="Times New Roman" w:hAnsi="Times New Roman" w:cs="Times New Roman"/>
+          <w:sz w:val="28"/>
+          <w:szCs w:val="24"/>
+        </w:rPr>
+        <w:t>- Book a Consultation</w:t>
+      </w:r>
+    </w:p>
+    <w:p>
+      <w:pPr>
+        <w:spacing w:before="100" w:beforeAutospacing="1" w:after="100" w:afterAutospacing="1" w:line="240" w:lineRule="auto"/>
+        <w:rPr>
+          <w:rFonts w:ascii="Times New Roman" w:hAnsi="Times New Roman" w:cs="Times New Roman"/>
+          <w:sz w:val="28"/>
+          <w:szCs w:val="24"/>
+        </w:rPr>
+      </w:pPr>
+      <w:r>
+        <w:rPr>
+          <w:rFonts w:ascii="Times New Roman" w:hAnsi="Times New Roman" w:cs="Times New Roman"/>
+          <w:sz w:val="28"/>
+          <w:szCs w:val="24"/>
+        </w:rPr>
+        <w:t>- Trust-building section</w:t>
+      </w:r>
+      <w:bookmarkStart w:id="0" w:name="_GoBack"/>
+      <w:bookmarkEnd w:id="0"/>
+    </w:p>
+    <w:p>
+      <w:pPr>
+        <w:spacing w:before="100" w:beforeAutospacing="1" w:after="100" w:afterAutospacing="1" w:line="240" w:lineRule="auto"/>
+        <w:rPr>
+          <w:rFonts w:ascii="Times New Roman" w:hAnsi="Times New Roman" w:cs="Times New Roman"/>
+          <w:sz w:val="28"/>
+          <w:szCs w:val="24"/>
+        </w:rPr>
+      </w:pPr>
+      <w:r>
+        <w:rPr>
+          <w:rFonts w:ascii="Times New Roman" w:hAnsi="Times New Roman" w:cs="Times New Roman"/>
+          <w:sz w:val="28"/>
+          <w:szCs w:val="24"/>
+        </w:rPr>
+        <w:t>- Location-based CTA</w:t>
+      </w:r>
+    </w:p>
+    <w:p>
+      <w:pPr>
+        <w:spacing w:before="100" w:beforeAutospacing="1" w:after="100" w:afterAutospacing="1" w:line="240" w:lineRule="auto"/>
+        <w:rPr>
+          <w:rFonts w:ascii="Times New Roman" w:hAnsi="Times New Roman" w:cs="Times New Roman"/>
+          <w:sz w:val="28"/>
+          <w:szCs w:val="24"/>
+        </w:rPr>
+      </w:pPr>
+      <w:r>
+        <w:rPr>
+          <w:rFonts w:ascii="Times New Roman" w:hAnsi="Times New Roman" w:cs="Times New Roman"/>
+          <w:sz w:val="28"/>
+          <w:szCs w:val="24"/>
+        </w:rPr>
+        <w:t>- Package enquiry CTA</w:t>
+      </w:r>
+    </w:p>
+    <w:p>
+      <w:pPr>
+        <w:spacing w:before="100" w:beforeAutospacing="1" w:after="100" w:afterAutospacing="1" w:line="240" w:lineRule="auto"/>
+        <w:rPr>
+          <w:rFonts w:ascii="Times New Roman" w:hAnsi="Times New Roman" w:cs="Times New Roman"/>
+          <w:sz w:val="28"/>
+          <w:szCs w:val="24"/>
+        </w:rPr>
+      </w:pPr>
+      <w:r>
+        <w:rPr>
+          <w:rFonts w:ascii="Times New Roman" w:hAnsi="Times New Roman" w:cs="Times New Roman"/>
+          <w:sz w:val="28"/>
+          <w:szCs w:val="24"/>
+        </w:rPr>
+        <w:t>Tone: [TONE]</w:t>
+      </w:r>
+    </w:p>
+    <w:p>
+      <w:pPr>
+        <w:spacing w:before="100" w:beforeAutospacing="1" w:after="100" w:afterAutospacing="1" w:line="240" w:lineRule="auto"/>
+        <w:rPr>
+          <w:rFonts w:ascii="Times New Roman" w:eastAsia="Times New Roman" w:hAnsi="Times New Roman" w:cs="Times New Roman"/>
           <w:sz w:val="24"/>
           <w:szCs w:val="24"/>
-        </w:rPr>
-      </w:pPr>
-      <w:r>
-        <w:rPr>
-          <w:rFonts w:ascii="Times New Roman" w:hAnsi="Times New Roman" w:cs="Times New Roman"/>
+          <w:lang w:eastAsia="en-IN"/>
+        </w:rPr>
+      </w:pPr>
+      <w:r>
+        <w:rPr>
+          <w:rFonts w:ascii="Times New Roman" w:hAnsi="Times New Roman" w:cs="Times New Roman"/>
+          <w:sz w:val="28"/>
+          <w:szCs w:val="24"/>
+        </w:rPr>
+        <w:t>Ensure the content is professional, persuasive, customer-focused, and website-ready</w:t>
+      </w:r>
+      <w:proofErr w:type="gramStart"/>
+      <w:r>
+        <w:rPr>
+          <w:rFonts w:ascii="Times New Roman" w:hAnsi="Times New Roman" w:cs="Times New Roman"/>
+          <w:sz w:val="28"/>
+          <w:szCs w:val="24"/>
+        </w:rPr>
+        <w:t>.</w:t>
+      </w:r>
+      <w:r>
+        <w:rPr>
+          <w:rFonts w:ascii="Times New Roman" w:eastAsia="Times New Roman" w:hAnsi="Times New Roman" w:cs="Times New Roman"/>
           <w:sz w:val="24"/>
           <w:szCs w:val="24"/>
-        </w:rPr>
-        <w:t>Create website copy for "</w:t>
-      </w:r>
-      <w:proofErr w:type="spellStart"/>
-      <w:r>
-        <w:rPr>
-          <w:rFonts w:ascii="Times New Roman" w:hAnsi="Times New Roman" w:cs="Times New Roman"/>
-          <w:sz w:val="24"/>
-          <w:szCs w:val="24"/>
-        </w:rPr>
-        <w:t>VelvetVows</w:t>
-      </w:r>
-      <w:proofErr w:type="spellEnd"/>
-      <w:r>
-        <w:rPr>
-          <w:rFonts w:ascii="Times New Roman" w:hAnsi="Times New Roman" w:cs="Times New Roman"/>
-          <w:sz w:val="24"/>
-          <w:szCs w:val="24"/>
-        </w:rPr>
-        <w:t xml:space="preserve"> Celebrations", an event decoration and event planning business. </w:t>
-      </w:r>
-    </w:p>
-    <w:p>
-      <w:pPr>
-        <w:rPr>
-          <w:rFonts w:ascii="Times New Roman" w:hAnsi="Times New Roman" w:cs="Times New Roman"/>
-          <w:sz w:val="24"/>
-          <w:szCs w:val="24"/>
-        </w:rPr>
-      </w:pPr>
-      <w:r>
-        <w:rPr>
-          <w:rFonts w:ascii="Times New Roman" w:hAnsi="Times New Roman" w:cs="Times New Roman"/>
-          <w:sz w:val="24"/>
-          <w:szCs w:val="24"/>
-        </w:rPr>
-        <w:t xml:space="preserve">Generate: </w:t>
-      </w:r>
-    </w:p>
-    <w:p>
-      <w:pPr>
-        <w:rPr>
-          <w:rFonts w:ascii="Times New Roman" w:hAnsi="Times New Roman" w:cs="Times New Roman"/>
-          <w:sz w:val="24"/>
-          <w:szCs w:val="24"/>
-        </w:rPr>
-      </w:pPr>
-      <w:r>
-        <w:rPr>
-          <w:rFonts w:ascii="Times New Roman" w:hAnsi="Times New Roman" w:cs="Times New Roman"/>
-          <w:sz w:val="24"/>
-          <w:szCs w:val="24"/>
-        </w:rPr>
-        <w:t xml:space="preserve">1. A </w:t>
-      </w:r>
-      <w:proofErr w:type="spellStart"/>
-      <w:r>
-        <w:rPr>
-          <w:rFonts w:ascii="Times New Roman" w:hAnsi="Times New Roman" w:cs="Times New Roman"/>
-          <w:sz w:val="24"/>
-          <w:szCs w:val="24"/>
-        </w:rPr>
-        <w:t>heartwarming</w:t>
-      </w:r>
-      <w:proofErr w:type="spellEnd"/>
-      <w:r>
-        <w:rPr>
-          <w:rFonts w:ascii="Times New Roman" w:hAnsi="Times New Roman" w:cs="Times New Roman"/>
-          <w:sz w:val="24"/>
-          <w:szCs w:val="24"/>
-        </w:rPr>
-        <w:t xml:space="preserve"> and welcoming homepage that includes: </w:t>
-      </w:r>
-    </w:p>
-    <w:p>
-      <w:pPr>
-        <w:rPr>
-          <w:rFonts w:ascii="Times New Roman" w:hAnsi="Times New Roman" w:cs="Times New Roman"/>
-          <w:sz w:val="24"/>
-          <w:szCs w:val="24"/>
-        </w:rPr>
-      </w:pPr>
-      <w:r>
-        <w:rPr>
-          <w:rFonts w:ascii="Times New Roman" w:hAnsi="Times New Roman" w:cs="Times New Roman"/>
-          <w:sz w:val="24"/>
-          <w:szCs w:val="24"/>
-        </w:rPr>
-        <w:t xml:space="preserve">- A </w:t>
-      </w:r>
-      <w:r>
-        <w:rPr>
-          <w:rFonts w:ascii="Times New Roman" w:hAnsi="Times New Roman" w:cs="Times New Roman"/>
-          <w:sz w:val="24"/>
-          <w:szCs w:val="24"/>
-        </w:rPr>
-        <w:t xml:space="preserve">headline </w:t>
-      </w:r>
-      <w:r>
-        <w:rPr>
-          <w:rFonts w:ascii="Times New Roman" w:hAnsi="Times New Roman" w:cs="Times New Roman"/>
-          <w:sz w:val="24"/>
-          <w:szCs w:val="24"/>
-        </w:rPr>
-        <w:t>with clear value proposition</w:t>
-      </w:r>
-    </w:p>
-    <w:p>
-      <w:pPr>
-        <w:rPr>
-          <w:rFonts w:ascii="Times New Roman" w:hAnsi="Times New Roman" w:cs="Times New Roman"/>
-          <w:sz w:val="24"/>
-          <w:szCs w:val="24"/>
-        </w:rPr>
-      </w:pPr>
-      <w:r>
-        <w:rPr>
-          <w:rFonts w:ascii="Times New Roman" w:hAnsi="Times New Roman" w:cs="Times New Roman"/>
-          <w:sz w:val="24"/>
-          <w:szCs w:val="24"/>
-        </w:rPr>
-        <w:t xml:space="preserve">- A meaningful </w:t>
-      </w:r>
-      <w:proofErr w:type="spellStart"/>
-      <w:r>
-        <w:rPr>
-          <w:rFonts w:ascii="Times New Roman" w:hAnsi="Times New Roman" w:cs="Times New Roman"/>
-          <w:sz w:val="24"/>
-          <w:szCs w:val="24"/>
-        </w:rPr>
-        <w:t>subheadline</w:t>
-      </w:r>
-      <w:proofErr w:type="spellEnd"/>
-      <w:r>
-        <w:rPr>
-          <w:rFonts w:ascii="Times New Roman" w:hAnsi="Times New Roman" w:cs="Times New Roman"/>
-          <w:sz w:val="24"/>
-          <w:szCs w:val="24"/>
-        </w:rPr>
-        <w:t xml:space="preserve"> </w:t>
-      </w:r>
-      <w:r>
-        <w:rPr>
-          <w:rFonts w:ascii="Times New Roman" w:hAnsi="Times New Roman" w:cs="Times New Roman"/>
-          <w:sz w:val="24"/>
-          <w:szCs w:val="24"/>
-        </w:rPr>
-        <w:t xml:space="preserve">(who </w:t>
-      </w:r>
-      <w:proofErr w:type="gramStart"/>
-      <w:r>
-        <w:rPr>
-          <w:rFonts w:ascii="Times New Roman" w:hAnsi="Times New Roman" w:cs="Times New Roman"/>
-          <w:sz w:val="24"/>
-          <w:szCs w:val="24"/>
-        </w:rPr>
-        <w:t>it’s</w:t>
+          <w:lang w:eastAsia="en-IN"/>
+        </w:rPr>
+        <w:t>.</w:t>
       </w:r>
       <w:proofErr w:type="gramEnd"/>
-      <w:r>
-        <w:rPr>
-          <w:rFonts w:ascii="Times New Roman" w:hAnsi="Times New Roman" w:cs="Times New Roman"/>
-          <w:sz w:val="24"/>
-          <w:szCs w:val="24"/>
-        </w:rPr>
-        <w:t xml:space="preserve"> for + benefit)</w:t>
-      </w:r>
-    </w:p>
-    <w:p>
-      <w:pPr>
-        <w:rPr>
-          <w:rFonts w:ascii="Times New Roman" w:hAnsi="Times New Roman" w:cs="Times New Roman"/>
-          <w:sz w:val="24"/>
-          <w:szCs w:val="24"/>
-        </w:rPr>
-      </w:pPr>
-      <w:r>
-        <w:rPr>
-          <w:rFonts w:ascii="Times New Roman" w:hAnsi="Times New Roman" w:cs="Times New Roman"/>
-          <w:sz w:val="24"/>
-          <w:szCs w:val="24"/>
-        </w:rPr>
-        <w:t xml:space="preserve">- An </w:t>
-      </w:r>
-      <w:r>
-        <w:rPr>
-          <w:rFonts w:ascii="Times New Roman" w:hAnsi="Times New Roman" w:cs="Times New Roman"/>
-          <w:sz w:val="24"/>
-          <w:szCs w:val="24"/>
-        </w:rPr>
-        <w:t>Intro</w:t>
-      </w:r>
-      <w:r>
-        <w:rPr>
-          <w:rFonts w:ascii="Times New Roman" w:hAnsi="Times New Roman" w:cs="Times New Roman"/>
-          <w:sz w:val="24"/>
-          <w:szCs w:val="24"/>
-        </w:rPr>
-        <w:t xml:space="preserve"> section </w:t>
-      </w:r>
-    </w:p>
-    <w:p>
-      <w:pPr>
-        <w:rPr>
-          <w:rFonts w:ascii="Times New Roman" w:hAnsi="Times New Roman" w:cs="Times New Roman"/>
-          <w:sz w:val="24"/>
-          <w:szCs w:val="24"/>
-        </w:rPr>
-      </w:pPr>
-      <w:r>
-        <w:rPr>
-          <w:rFonts w:ascii="Times New Roman" w:hAnsi="Times New Roman" w:cs="Times New Roman"/>
-          <w:sz w:val="24"/>
-          <w:szCs w:val="24"/>
-        </w:rPr>
-        <w:t xml:space="preserve">2. Service page descriptions with sample image suggestions </w:t>
-      </w:r>
-      <w:proofErr w:type="gramStart"/>
-      <w:r>
-        <w:rPr>
-          <w:rFonts w:ascii="Times New Roman" w:hAnsi="Times New Roman" w:cs="Times New Roman"/>
-          <w:sz w:val="24"/>
-          <w:szCs w:val="24"/>
-        </w:rPr>
-        <w:t>for</w:t>
-      </w:r>
-      <w:proofErr w:type="gramEnd"/>
-      <w:r>
-        <w:rPr>
-          <w:rFonts w:ascii="Times New Roman" w:hAnsi="Times New Roman" w:cs="Times New Roman"/>
-          <w:sz w:val="24"/>
-          <w:szCs w:val="24"/>
-        </w:rPr>
-        <w:t xml:space="preserve">: </w:t>
-      </w:r>
-    </w:p>
-    <w:p>
-      <w:pPr>
-        <w:rPr>
-          <w:rFonts w:ascii="Times New Roman" w:hAnsi="Times New Roman" w:cs="Times New Roman"/>
-          <w:sz w:val="24"/>
-          <w:szCs w:val="24"/>
-        </w:rPr>
-      </w:pPr>
-      <w:r>
-        <w:rPr>
-          <w:rFonts w:ascii="Times New Roman" w:hAnsi="Times New Roman" w:cs="Times New Roman"/>
-          <w:sz w:val="24"/>
-          <w:szCs w:val="24"/>
-        </w:rPr>
-        <w:t>- Wedding Decorations</w:t>
-      </w:r>
-    </w:p>
-    <w:p>
-      <w:pPr>
-        <w:rPr>
-          <w:rFonts w:ascii="Times New Roman" w:hAnsi="Times New Roman" w:cs="Times New Roman"/>
-          <w:sz w:val="24"/>
-          <w:szCs w:val="24"/>
-        </w:rPr>
-      </w:pPr>
-      <w:r>
-        <w:rPr>
-          <w:rFonts w:ascii="Times New Roman" w:hAnsi="Times New Roman" w:cs="Times New Roman"/>
-          <w:sz w:val="24"/>
-          <w:szCs w:val="24"/>
-        </w:rPr>
-        <w:t xml:space="preserve">- Engagement Decorations </w:t>
-      </w:r>
-    </w:p>
-    <w:p>
-      <w:pPr>
-        <w:rPr>
-          <w:rFonts w:ascii="Times New Roman" w:hAnsi="Times New Roman" w:cs="Times New Roman"/>
-          <w:sz w:val="24"/>
-          <w:szCs w:val="24"/>
-        </w:rPr>
-      </w:pPr>
-      <w:r>
-        <w:rPr>
-          <w:rFonts w:ascii="Times New Roman" w:hAnsi="Times New Roman" w:cs="Times New Roman"/>
-          <w:sz w:val="24"/>
-          <w:szCs w:val="24"/>
-        </w:rPr>
-        <w:t xml:space="preserve">- Birthday Celebrations </w:t>
-      </w:r>
-    </w:p>
-    <w:p>
-      <w:pPr>
-        <w:rPr>
-          <w:rFonts w:ascii="Times New Roman" w:hAnsi="Times New Roman" w:cs="Times New Roman"/>
-          <w:sz w:val="24"/>
-          <w:szCs w:val="24"/>
-        </w:rPr>
-      </w:pPr>
-      <w:r>
-        <w:rPr>
-          <w:rFonts w:ascii="Times New Roman" w:hAnsi="Times New Roman" w:cs="Times New Roman"/>
-          <w:sz w:val="24"/>
-          <w:szCs w:val="24"/>
-        </w:rPr>
-        <w:t xml:space="preserve">- Baby Shower Decorations </w:t>
-      </w:r>
-    </w:p>
-    <w:p>
-      <w:pPr>
-        <w:rPr>
-          <w:rFonts w:ascii="Times New Roman" w:hAnsi="Times New Roman" w:cs="Times New Roman"/>
-          <w:sz w:val="24"/>
-          <w:szCs w:val="24"/>
-        </w:rPr>
-      </w:pPr>
-      <w:r>
-        <w:rPr>
-          <w:rFonts w:ascii="Times New Roman" w:hAnsi="Times New Roman" w:cs="Times New Roman"/>
-          <w:sz w:val="24"/>
-          <w:szCs w:val="24"/>
-        </w:rPr>
-        <w:t>- Anniversary Celebrations</w:t>
-      </w:r>
-    </w:p>
-    <w:p>
-      <w:pPr>
-        <w:rPr>
-          <w:rFonts w:ascii="Times New Roman" w:hAnsi="Times New Roman" w:cs="Times New Roman"/>
-          <w:sz w:val="24"/>
-          <w:szCs w:val="24"/>
-        </w:rPr>
-      </w:pPr>
-      <w:r>
-        <w:rPr>
-          <w:rFonts w:ascii="Times New Roman" w:hAnsi="Times New Roman" w:cs="Times New Roman"/>
-          <w:sz w:val="24"/>
-          <w:szCs w:val="24"/>
-        </w:rPr>
-        <w:t xml:space="preserve">- Corporate Events </w:t>
-      </w:r>
-    </w:p>
-    <w:p>
-      <w:pPr>
-        <w:rPr>
-          <w:rFonts w:ascii="Times New Roman" w:hAnsi="Times New Roman" w:cs="Times New Roman"/>
-          <w:sz w:val="24"/>
-          <w:szCs w:val="24"/>
-        </w:rPr>
-      </w:pPr>
-      <w:r>
-        <w:rPr>
-          <w:rFonts w:ascii="Times New Roman" w:hAnsi="Times New Roman" w:cs="Times New Roman"/>
-          <w:sz w:val="24"/>
-          <w:szCs w:val="24"/>
-        </w:rPr>
-        <w:t xml:space="preserve">- Custom Theme Decorations For each service, </w:t>
-      </w:r>
-    </w:p>
-    <w:p>
-      <w:pPr>
-        <w:rPr>
-          <w:rFonts w:ascii="Times New Roman" w:hAnsi="Times New Roman" w:cs="Times New Roman"/>
-          <w:sz w:val="24"/>
-          <w:szCs w:val="24"/>
-        </w:rPr>
-      </w:pPr>
-      <w:proofErr w:type="gramStart"/>
-      <w:r>
-        <w:rPr>
-          <w:rFonts w:ascii="Times New Roman" w:hAnsi="Times New Roman" w:cs="Times New Roman"/>
-          <w:sz w:val="24"/>
-          <w:szCs w:val="24"/>
-        </w:rPr>
-        <w:t>explain</w:t>
-      </w:r>
-      <w:proofErr w:type="gramEnd"/>
-      <w:r>
-        <w:rPr>
-          <w:rFonts w:ascii="Times New Roman" w:hAnsi="Times New Roman" w:cs="Times New Roman"/>
-          <w:sz w:val="24"/>
-          <w:szCs w:val="24"/>
-        </w:rPr>
-        <w:t xml:space="preserve">: </w:t>
-      </w:r>
-    </w:p>
-    <w:p>
-      <w:pPr>
-        <w:rPr>
-          <w:rFonts w:ascii="Times New Roman" w:hAnsi="Times New Roman" w:cs="Times New Roman"/>
-          <w:sz w:val="24"/>
-          <w:szCs w:val="24"/>
-        </w:rPr>
-      </w:pPr>
-      <w:r>
-        <w:rPr>
-          <w:rFonts w:ascii="Times New Roman" w:hAnsi="Times New Roman" w:cs="Times New Roman"/>
-          <w:sz w:val="24"/>
-          <w:szCs w:val="24"/>
-        </w:rPr>
-        <w:t xml:space="preserve">- What we offer </w:t>
-      </w:r>
-    </w:p>
-    <w:p>
-      <w:pPr>
-        <w:rPr>
-          <w:rFonts w:ascii="Times New Roman" w:hAnsi="Times New Roman" w:cs="Times New Roman"/>
-          <w:sz w:val="24"/>
-          <w:szCs w:val="24"/>
-        </w:rPr>
-      </w:pPr>
-      <w:r>
-        <w:rPr>
-          <w:rFonts w:ascii="Times New Roman" w:hAnsi="Times New Roman" w:cs="Times New Roman"/>
-          <w:sz w:val="24"/>
-          <w:szCs w:val="24"/>
-        </w:rPr>
-        <w:t xml:space="preserve">- How it benefits customers </w:t>
-      </w:r>
-    </w:p>
-    <w:p>
-      <w:pPr>
-        <w:rPr>
-          <w:rFonts w:ascii="Times New Roman" w:hAnsi="Times New Roman" w:cs="Times New Roman"/>
-          <w:sz w:val="24"/>
-          <w:szCs w:val="24"/>
-        </w:rPr>
-      </w:pPr>
-      <w:r>
-        <w:rPr>
-          <w:rFonts w:ascii="Times New Roman" w:hAnsi="Times New Roman" w:cs="Times New Roman"/>
-          <w:sz w:val="24"/>
-          <w:szCs w:val="24"/>
-        </w:rPr>
-        <w:t xml:space="preserve">- Why </w:t>
-      </w:r>
-      <w:proofErr w:type="spellStart"/>
-      <w:r>
-        <w:rPr>
-          <w:rFonts w:ascii="Times New Roman" w:hAnsi="Times New Roman" w:cs="Times New Roman"/>
-          <w:sz w:val="24"/>
-          <w:szCs w:val="24"/>
-        </w:rPr>
-        <w:t>VelvetVows</w:t>
-      </w:r>
-      <w:proofErr w:type="spellEnd"/>
-      <w:r>
-        <w:rPr>
-          <w:rFonts w:ascii="Times New Roman" w:hAnsi="Times New Roman" w:cs="Times New Roman"/>
-          <w:sz w:val="24"/>
-          <w:szCs w:val="24"/>
-        </w:rPr>
-        <w:t xml:space="preserve"> Celebrations is the right choice </w:t>
-      </w:r>
-      <w:proofErr w:type="gramStart"/>
-      <w:r>
-        <w:rPr>
-          <w:rFonts w:ascii="Times New Roman" w:hAnsi="Times New Roman" w:cs="Times New Roman"/>
-          <w:sz w:val="24"/>
-          <w:szCs w:val="24"/>
-        </w:rPr>
-        <w:t>Keep</w:t>
-      </w:r>
-      <w:proofErr w:type="gramEnd"/>
-      <w:r>
-        <w:rPr>
-          <w:rFonts w:ascii="Times New Roman" w:hAnsi="Times New Roman" w:cs="Times New Roman"/>
-          <w:sz w:val="24"/>
-          <w:szCs w:val="24"/>
-        </w:rPr>
-        <w:t xml:space="preserve"> the descriptions short and sweet. </w:t>
-      </w:r>
-    </w:p>
-    <w:p>
-      <w:pPr>
-        <w:rPr>
-          <w:rFonts w:ascii="Times New Roman" w:hAnsi="Times New Roman" w:cs="Times New Roman"/>
-          <w:sz w:val="24"/>
-          <w:szCs w:val="24"/>
-        </w:rPr>
-      </w:pPr>
-      <w:r>
-        <w:rPr>
-          <w:rFonts w:ascii="Times New Roman" w:hAnsi="Times New Roman" w:cs="Times New Roman"/>
-          <w:sz w:val="24"/>
-          <w:szCs w:val="24"/>
-        </w:rPr>
-        <w:t>3</w:t>
-      </w:r>
-      <w:r>
-        <w:rPr>
-          <w:rFonts w:ascii="Times New Roman" w:hAnsi="Times New Roman" w:cs="Times New Roman"/>
-          <w:sz w:val="24"/>
-          <w:szCs w:val="24"/>
-        </w:rPr>
-        <w:t xml:space="preserve">. Strong CTA sections </w:t>
-      </w:r>
-      <w:proofErr w:type="gramStart"/>
-      <w:r>
-        <w:rPr>
-          <w:rFonts w:ascii="Times New Roman" w:hAnsi="Times New Roman" w:cs="Times New Roman"/>
-          <w:sz w:val="24"/>
-          <w:szCs w:val="24"/>
-        </w:rPr>
-        <w:t>for</w:t>
-      </w:r>
-      <w:proofErr w:type="gramEnd"/>
-      <w:r>
-        <w:rPr>
-          <w:rFonts w:ascii="Times New Roman" w:hAnsi="Times New Roman" w:cs="Times New Roman"/>
-          <w:sz w:val="24"/>
-          <w:szCs w:val="24"/>
-        </w:rPr>
-        <w:t xml:space="preserve">: </w:t>
-      </w:r>
-    </w:p>
-    <w:p>
-      <w:pPr>
-        <w:rPr>
-          <w:rFonts w:ascii="Times New Roman" w:hAnsi="Times New Roman" w:cs="Times New Roman"/>
-          <w:sz w:val="24"/>
-          <w:szCs w:val="24"/>
-        </w:rPr>
-      </w:pPr>
-      <w:r>
-        <w:rPr>
-          <w:rFonts w:ascii="Times New Roman" w:hAnsi="Times New Roman" w:cs="Times New Roman"/>
-          <w:sz w:val="24"/>
-          <w:szCs w:val="24"/>
-        </w:rPr>
-        <w:t xml:space="preserve">- Contact Us </w:t>
-      </w:r>
-    </w:p>
-    <w:p>
-      <w:pPr>
-        <w:rPr>
-          <w:rFonts w:ascii="Times New Roman" w:hAnsi="Times New Roman" w:cs="Times New Roman"/>
-          <w:sz w:val="24"/>
-          <w:szCs w:val="24"/>
-        </w:rPr>
-      </w:pPr>
-      <w:r>
-        <w:rPr>
-          <w:rFonts w:ascii="Times New Roman" w:hAnsi="Times New Roman" w:cs="Times New Roman"/>
-          <w:sz w:val="24"/>
-          <w:szCs w:val="24"/>
-        </w:rPr>
-        <w:t xml:space="preserve">- Book a Consultation </w:t>
-      </w:r>
-    </w:p>
-    <w:p>
-      <w:pPr>
-        <w:rPr>
-          <w:rFonts w:ascii="Times New Roman" w:hAnsi="Times New Roman" w:cs="Times New Roman"/>
-          <w:sz w:val="24"/>
-          <w:szCs w:val="24"/>
-        </w:rPr>
-      </w:pPr>
-      <w:r>
-        <w:rPr>
-          <w:rFonts w:ascii="Times New Roman" w:hAnsi="Times New Roman" w:cs="Times New Roman"/>
-          <w:sz w:val="24"/>
-          <w:szCs w:val="24"/>
-        </w:rPr>
-        <w:t>- Trust building copy</w:t>
-      </w:r>
-    </w:p>
-    <w:p>
-      <w:pPr>
-        <w:rPr>
-          <w:rFonts w:ascii="Times New Roman" w:hAnsi="Times New Roman" w:cs="Times New Roman"/>
-          <w:sz w:val="24"/>
-          <w:szCs w:val="24"/>
-        </w:rPr>
-      </w:pPr>
-      <w:r>
-        <w:rPr>
-          <w:rFonts w:ascii="Times New Roman" w:hAnsi="Times New Roman" w:cs="Times New Roman"/>
-          <w:sz w:val="24"/>
-          <w:szCs w:val="24"/>
-        </w:rPr>
-        <w:t xml:space="preserve">- Location based or </w:t>
-      </w:r>
-      <w:proofErr w:type="spellStart"/>
-      <w:r>
-        <w:rPr>
-          <w:rFonts w:ascii="Times New Roman" w:hAnsi="Times New Roman" w:cs="Times New Roman"/>
-          <w:sz w:val="24"/>
-          <w:szCs w:val="24"/>
-        </w:rPr>
-        <w:t>urgeny</w:t>
-      </w:r>
-      <w:proofErr w:type="spellEnd"/>
-      <w:r>
-        <w:rPr>
-          <w:rFonts w:ascii="Times New Roman" w:hAnsi="Times New Roman" w:cs="Times New Roman"/>
-          <w:sz w:val="24"/>
-          <w:szCs w:val="24"/>
-        </w:rPr>
-        <w:t xml:space="preserve"> based CTAs</w:t>
-      </w:r>
-    </w:p>
-    <w:p>
-      <w:pPr>
-        <w:rPr>
-          <w:rFonts w:ascii="Times New Roman" w:hAnsi="Times New Roman" w:cs="Times New Roman"/>
-          <w:sz w:val="24"/>
-          <w:szCs w:val="24"/>
-        </w:rPr>
-      </w:pPr>
-      <w:r>
-        <w:rPr>
-          <w:rFonts w:ascii="Times New Roman" w:hAnsi="Times New Roman" w:cs="Times New Roman"/>
-          <w:sz w:val="24"/>
-          <w:szCs w:val="24"/>
-        </w:rPr>
-        <w:t xml:space="preserve">- Enquire About Packages </w:t>
-      </w:r>
-    </w:p>
-    <w:p>
-      <w:pPr>
-        <w:rPr>
-          <w:rFonts w:ascii="Times New Roman" w:hAnsi="Times New Roman" w:cs="Times New Roman"/>
-          <w:sz w:val="24"/>
-          <w:szCs w:val="24"/>
-        </w:rPr>
-      </w:pPr>
-      <w:r>
-        <w:rPr>
-          <w:rFonts w:ascii="Times New Roman" w:hAnsi="Times New Roman" w:cs="Times New Roman"/>
-          <w:sz w:val="24"/>
-          <w:szCs w:val="24"/>
-        </w:rPr>
-        <w:t xml:space="preserve">Tone: Professional, elegant, trustworthy, and emotionally engaging. </w:t>
-      </w:r>
-    </w:p>
-    <w:p>
-      <w:pPr>
-        <w:rPr>
-          <w:rFonts w:ascii="Times New Roman" w:hAnsi="Times New Roman" w:cs="Times New Roman"/>
-          <w:sz w:val="24"/>
-          <w:szCs w:val="24"/>
-        </w:rPr>
-      </w:pPr>
-      <w:r>
-        <w:rPr>
-          <w:rFonts w:ascii="Times New Roman" w:hAnsi="Times New Roman" w:cs="Times New Roman"/>
-          <w:sz w:val="24"/>
-          <w:szCs w:val="24"/>
-        </w:rPr>
-        <w:t xml:space="preserve">Ensure the content is </w:t>
-      </w:r>
-      <w:proofErr w:type="spellStart"/>
-      <w:r>
-        <w:rPr>
-          <w:rFonts w:ascii="Times New Roman" w:hAnsi="Times New Roman" w:cs="Times New Roman"/>
-          <w:sz w:val="24"/>
-          <w:szCs w:val="24"/>
-        </w:rPr>
-        <w:t>simple</w:t>
-      </w:r>
-      <w:proofErr w:type="gramStart"/>
-      <w:r>
-        <w:rPr>
-          <w:rFonts w:ascii="Times New Roman" w:hAnsi="Times New Roman" w:cs="Times New Roman"/>
-          <w:sz w:val="24"/>
-          <w:szCs w:val="24"/>
-        </w:rPr>
-        <w:t>,confident</w:t>
-      </w:r>
-      <w:proofErr w:type="spellEnd"/>
-      <w:proofErr w:type="gramEnd"/>
-      <w:r>
-        <w:rPr>
-          <w:rFonts w:ascii="Times New Roman" w:hAnsi="Times New Roman" w:cs="Times New Roman"/>
-          <w:sz w:val="24"/>
-          <w:szCs w:val="24"/>
-        </w:rPr>
-        <w:t>, persuasive, and ready to use on a business website</w:t>
-      </w:r>
-      <w:r>
-        <w:rPr>
-          <w:rFonts w:ascii="Times New Roman" w:hAnsi="Times New Roman" w:cs="Times New Roman"/>
-          <w:sz w:val="24"/>
-          <w:szCs w:val="24"/>
-        </w:rPr>
-        <w:t>.</w:t>
-      </w:r>
-    </w:p>
-    <w:p>
-      <w:pPr>
-        <w:rPr>
-          <w:rFonts w:ascii="Times New Roman" w:hAnsi="Times New Roman" w:cs="Times New Roman"/>
-          <w:sz w:val="24"/>
-          <w:szCs w:val="24"/>
-        </w:rPr>
-      </w:pPr>
-    </w:p>
-    <w:p>
-      <w:pPr>
-        <w:rPr>
-          <w:rFonts w:ascii="Times New Roman" w:hAnsi="Times New Roman" w:cs="Times New Roman"/>
-          <w:sz w:val="24"/>
-          <w:szCs w:val="24"/>
-        </w:rPr>
-      </w:pPr>
-    </w:p>
-    <w:p>
-      <w:pPr>
-        <w:spacing w:before="100" w:beforeAutospacing="1" w:after="100" w:afterAutospacing="1" w:line="240" w:lineRule="auto"/>
-        <w:outlineLvl w:val="2"/>
+    </w:p>
+    <w:p>
+      <w:pPr>
+        <w:spacing w:before="100" w:beforeAutospacing="1" w:after="100" w:afterAutospacing="1" w:line="240" w:lineRule="auto"/>
+        <w:rPr>
+          <w:rFonts w:ascii="Times New Roman" w:eastAsia="Times New Roman" w:hAnsi="Times New Roman" w:cs="Times New Roman"/>
+          <w:sz w:val="28"/>
+          <w:szCs w:val="24"/>
+          <w:lang w:eastAsia="en-IN"/>
+        </w:rPr>
+      </w:pPr>
+    </w:p>
+    <w:p>
+      <w:pPr>
+        <w:spacing w:before="100" w:beforeAutospacing="1" w:after="100" w:afterAutospacing="1" w:line="240" w:lineRule="auto"/>
         <w:rPr>
           <w:rFonts w:ascii="Times New Roman" w:eastAsia="Times New Roman" w:hAnsi="Times New Roman" w:cs="Times New Roman"/>
           <w:b/>
-          <w:bCs/>
-          <w:sz w:val="27"/>
-          <w:szCs w:val="27"/>
+          <w:sz w:val="32"/>
+          <w:szCs w:val="24"/>
           <w:lang w:eastAsia="en-IN"/>
         </w:rPr>
       </w:pPr>
@@ -754,47 +546,91 @@
         <w:rPr>
           <w:rFonts w:ascii="Times New Roman" w:eastAsia="Times New Roman" w:hAnsi="Times New Roman" w:cs="Times New Roman"/>
           <w:b/>
-          <w:bCs/>
-          <w:sz w:val="27"/>
-          <w:szCs w:val="27"/>
+          <w:sz w:val="32"/>
+          <w:szCs w:val="24"/>
           <w:lang w:eastAsia="en-IN"/>
         </w:rPr>
-        <w:t>Logic</w:t>
-      </w:r>
-      <w:r>
+        <w:t>LOGIC:</w:t>
+      </w:r>
+    </w:p>
+    <w:p>
+      <w:pPr>
+        <w:spacing w:before="100" w:beforeAutospacing="1" w:after="100" w:afterAutospacing="1" w:line="240" w:lineRule="auto"/>
         <w:rPr>
           <w:rFonts w:ascii="Times New Roman" w:eastAsia="Times New Roman" w:hAnsi="Times New Roman" w:cs="Times New Roman"/>
-          <w:b/>
-          <w:bCs/>
-          <w:sz w:val="27"/>
-          <w:szCs w:val="27"/>
+          <w:sz w:val="28"/>
+          <w:szCs w:val="24"/>
           <w:lang w:eastAsia="en-IN"/>
         </w:rPr>
-        <w:t xml:space="preserve"> </w:t>
+      </w:pPr>
+      <w:r>
+        <w:rPr>
+          <w:rFonts w:ascii="Times New Roman" w:eastAsia="Times New Roman" w:hAnsi="Times New Roman" w:cs="Times New Roman"/>
+          <w:sz w:val="28"/>
+          <w:szCs w:val="24"/>
+          <w:lang w:eastAsia="en-IN"/>
+        </w:rPr>
+        <w:t xml:space="preserve">This prompt framework </w:t>
       </w:r>
       <w:proofErr w:type="gramStart"/>
       <w:r>
         <w:rPr>
           <w:rFonts w:ascii="Times New Roman" w:eastAsia="Times New Roman" w:hAnsi="Times New Roman" w:cs="Times New Roman"/>
-          <w:b/>
-          <w:bCs/>
-          <w:sz w:val="27"/>
-          <w:szCs w:val="27"/>
+          <w:sz w:val="28"/>
+          <w:szCs w:val="24"/>
           <w:lang w:eastAsia="en-IN"/>
         </w:rPr>
-        <w:t>Behind</w:t>
+        <w:t>is designed</w:t>
       </w:r>
       <w:proofErr w:type="gramEnd"/>
       <w:r>
         <w:rPr>
           <w:rFonts w:ascii="Times New Roman" w:eastAsia="Times New Roman" w:hAnsi="Times New Roman" w:cs="Times New Roman"/>
-          <w:b/>
-          <w:bCs/>
-          <w:sz w:val="27"/>
-          <w:szCs w:val="27"/>
+          <w:sz w:val="28"/>
+          <w:szCs w:val="24"/>
           <w:lang w:eastAsia="en-IN"/>
         </w:rPr>
-        <w:t xml:space="preserve"> the Prompt</w:t>
+        <w:t xml:space="preserve"> to generate website copy for different local businesses using customizable inputs such as business name, business type, location, services, target audience, and tone. It creates structured content for the homepage, services page, and CTA sections.</w:t>
+      </w:r>
+    </w:p>
+    <w:p>
+      <w:pPr>
+        <w:spacing w:before="100" w:beforeAutospacing="1" w:after="100" w:afterAutospacing="1" w:line="240" w:lineRule="auto"/>
+        <w:rPr>
+          <w:rFonts w:ascii="Times New Roman" w:eastAsia="Times New Roman" w:hAnsi="Times New Roman" w:cs="Times New Roman"/>
+          <w:sz w:val="28"/>
+          <w:szCs w:val="24"/>
+          <w:lang w:eastAsia="en-IN"/>
+        </w:rPr>
+      </w:pPr>
+      <w:r>
+        <w:rPr>
+          <w:rFonts w:ascii="Times New Roman" w:eastAsia="Times New Roman" w:hAnsi="Times New Roman" w:cs="Times New Roman"/>
+          <w:sz w:val="28"/>
+          <w:szCs w:val="24"/>
+          <w:lang w:eastAsia="en-IN"/>
+        </w:rPr>
+        <w:t xml:space="preserve">The framework focuses on clear value propositions, customer benefits, and strong calls-to-action to make the content engaging and conversion-focused. Since the inputs </w:t>
+      </w:r>
+      <w:proofErr w:type="gramStart"/>
+      <w:r>
+        <w:rPr>
+          <w:rFonts w:ascii="Times New Roman" w:eastAsia="Times New Roman" w:hAnsi="Times New Roman" w:cs="Times New Roman"/>
+          <w:sz w:val="28"/>
+          <w:szCs w:val="24"/>
+          <w:lang w:eastAsia="en-IN"/>
+        </w:rPr>
+        <w:t>can be changed</w:t>
+      </w:r>
+      <w:proofErr w:type="gramEnd"/>
+      <w:r>
+        <w:rPr>
+          <w:rFonts w:ascii="Times New Roman" w:eastAsia="Times New Roman" w:hAnsi="Times New Roman" w:cs="Times New Roman"/>
+          <w:sz w:val="28"/>
+          <w:szCs w:val="24"/>
+          <w:lang w:eastAsia="en-IN"/>
+        </w:rPr>
+        <w:t xml:space="preserve"> easily, the same prompt can be reused for multiple clients while generating business-specific, website-ready content.</w:t>
       </w:r>
     </w:p>
     <w:p>
@@ -807,157 +643,6 @@
           <w:lang w:eastAsia="en-IN"/>
         </w:rPr>
       </w:pPr>
-      <w:r>
-        <w:rPr>
-          <w:rFonts w:ascii="Times New Roman" w:eastAsia="Times New Roman" w:hAnsi="Times New Roman" w:cs="Times New Roman"/>
-          <w:sz w:val="24"/>
-          <w:szCs w:val="24"/>
-          <w:lang w:eastAsia="en-IN"/>
-        </w:rPr>
-        <w:t xml:space="preserve">This prompt </w:t>
-      </w:r>
-      <w:proofErr w:type="gramStart"/>
-      <w:r>
-        <w:rPr>
-          <w:rFonts w:ascii="Times New Roman" w:eastAsia="Times New Roman" w:hAnsi="Times New Roman" w:cs="Times New Roman"/>
-          <w:sz w:val="24"/>
-          <w:szCs w:val="24"/>
-          <w:lang w:eastAsia="en-IN"/>
-        </w:rPr>
-        <w:t>is designed</w:t>
-      </w:r>
-      <w:proofErr w:type="gramEnd"/>
-      <w:r>
-        <w:rPr>
-          <w:rFonts w:ascii="Times New Roman" w:eastAsia="Times New Roman" w:hAnsi="Times New Roman" w:cs="Times New Roman"/>
-          <w:sz w:val="24"/>
-          <w:szCs w:val="24"/>
-          <w:lang w:eastAsia="en-IN"/>
-        </w:rPr>
-        <w:t xml:space="preserve"> to generate complete website content for </w:t>
-      </w:r>
-      <w:proofErr w:type="spellStart"/>
-      <w:r>
-        <w:rPr>
-          <w:rFonts w:ascii="Times New Roman" w:eastAsia="Times New Roman" w:hAnsi="Times New Roman" w:cs="Times New Roman"/>
-          <w:sz w:val="24"/>
-          <w:szCs w:val="24"/>
-          <w:lang w:eastAsia="en-IN"/>
-        </w:rPr>
-        <w:t>VelvetVows</w:t>
-      </w:r>
-      <w:proofErr w:type="spellEnd"/>
-      <w:r>
-        <w:rPr>
-          <w:rFonts w:ascii="Times New Roman" w:eastAsia="Times New Roman" w:hAnsi="Times New Roman" w:cs="Times New Roman"/>
-          <w:sz w:val="24"/>
-          <w:szCs w:val="24"/>
-          <w:lang w:eastAsia="en-IN"/>
-        </w:rPr>
-        <w:t xml:space="preserve"> Celebrations, an event decoration and planning business. It clearly specifies the business type and the content needed, helping the AI create relevant and well-structured website copy that matches the brand's services and target audience.</w:t>
-      </w:r>
-    </w:p>
-    <w:p>
-      <w:pPr>
-        <w:spacing w:before="100" w:beforeAutospacing="1" w:after="100" w:afterAutospacing="1" w:line="240" w:lineRule="auto"/>
-        <w:rPr>
-          <w:rFonts w:ascii="Times New Roman" w:eastAsia="Times New Roman" w:hAnsi="Times New Roman" w:cs="Times New Roman"/>
-          <w:sz w:val="24"/>
-          <w:szCs w:val="24"/>
-          <w:lang w:eastAsia="en-IN"/>
-        </w:rPr>
-      </w:pPr>
-      <w:r>
-        <w:rPr>
-          <w:rFonts w:ascii="Times New Roman" w:eastAsia="Times New Roman" w:hAnsi="Times New Roman" w:cs="Times New Roman"/>
-          <w:sz w:val="24"/>
-          <w:szCs w:val="24"/>
-          <w:lang w:eastAsia="en-IN"/>
-        </w:rPr>
-        <w:t xml:space="preserve">The homepage section focuses on creating a strong first impression through a headline, </w:t>
-      </w:r>
-      <w:proofErr w:type="spellStart"/>
-      <w:r>
-        <w:rPr>
-          <w:rFonts w:ascii="Times New Roman" w:eastAsia="Times New Roman" w:hAnsi="Times New Roman" w:cs="Times New Roman"/>
-          <w:sz w:val="24"/>
-          <w:szCs w:val="24"/>
-          <w:lang w:eastAsia="en-IN"/>
-        </w:rPr>
-        <w:t>subheadline</w:t>
-      </w:r>
-      <w:proofErr w:type="spellEnd"/>
-      <w:r>
-        <w:rPr>
-          <w:rFonts w:ascii="Times New Roman" w:eastAsia="Times New Roman" w:hAnsi="Times New Roman" w:cs="Times New Roman"/>
-          <w:sz w:val="24"/>
-          <w:szCs w:val="24"/>
-          <w:lang w:eastAsia="en-IN"/>
-        </w:rPr>
-        <w:t xml:space="preserve">, and introduction that communicate the business's value and build an emotional connection with visitors. The service page requirements ensure that each service </w:t>
-      </w:r>
-      <w:proofErr w:type="gramStart"/>
-      <w:r>
-        <w:rPr>
-          <w:rFonts w:ascii="Times New Roman" w:eastAsia="Times New Roman" w:hAnsi="Times New Roman" w:cs="Times New Roman"/>
-          <w:sz w:val="24"/>
-          <w:szCs w:val="24"/>
-          <w:lang w:eastAsia="en-IN"/>
-        </w:rPr>
-        <w:t>is explained</w:t>
-      </w:r>
-      <w:proofErr w:type="gramEnd"/>
-      <w:r>
-        <w:rPr>
-          <w:rFonts w:ascii="Times New Roman" w:eastAsia="Times New Roman" w:hAnsi="Times New Roman" w:cs="Times New Roman"/>
-          <w:sz w:val="24"/>
-          <w:szCs w:val="24"/>
-          <w:lang w:eastAsia="en-IN"/>
-        </w:rPr>
-        <w:t xml:space="preserve"> clearly by highlighting what is offered, how customers benefit, and why </w:t>
-      </w:r>
-      <w:proofErr w:type="spellStart"/>
-      <w:r>
-        <w:rPr>
-          <w:rFonts w:ascii="Times New Roman" w:eastAsia="Times New Roman" w:hAnsi="Times New Roman" w:cs="Times New Roman"/>
-          <w:sz w:val="24"/>
-          <w:szCs w:val="24"/>
-          <w:lang w:eastAsia="en-IN"/>
-        </w:rPr>
-        <w:t>VelvetVows</w:t>
-      </w:r>
-      <w:proofErr w:type="spellEnd"/>
-      <w:r>
-        <w:rPr>
-          <w:rFonts w:ascii="Times New Roman" w:eastAsia="Times New Roman" w:hAnsi="Times New Roman" w:cs="Times New Roman"/>
-          <w:sz w:val="24"/>
-          <w:szCs w:val="24"/>
-          <w:lang w:eastAsia="en-IN"/>
-        </w:rPr>
-        <w:t xml:space="preserve"> Celebrations is the right choice.</w:t>
-      </w:r>
-    </w:p>
-    <w:p>
-      <w:pPr>
-        <w:spacing w:before="100" w:beforeAutospacing="1" w:after="100" w:afterAutospacing="1" w:line="240" w:lineRule="auto"/>
-        <w:rPr>
-          <w:rFonts w:ascii="Times New Roman" w:eastAsia="Times New Roman" w:hAnsi="Times New Roman" w:cs="Times New Roman"/>
-          <w:sz w:val="24"/>
-          <w:szCs w:val="24"/>
-          <w:lang w:eastAsia="en-IN"/>
-        </w:rPr>
-      </w:pPr>
-      <w:r>
-        <w:rPr>
-          <w:rFonts w:ascii="Times New Roman" w:eastAsia="Times New Roman" w:hAnsi="Times New Roman" w:cs="Times New Roman"/>
-          <w:sz w:val="24"/>
-          <w:szCs w:val="24"/>
-          <w:lang w:eastAsia="en-IN"/>
-        </w:rPr>
-        <w:t>The prompt also includes call-to-action sections to encourage enquiries, consultations, and bookings. By specifying a professional, elegant, and trustworthy tone, it ensures that the content is persuasive, customer-focused, and ready to use on a business website.</w:t>
-      </w:r>
-      <w:bookmarkStart w:id="0" w:name="_GoBack"/>
-      <w:bookmarkEnd w:id="0"/>
     </w:p>
     <w:sectPr>
       <w:pgSz w:w="11906" w:h="16838"/>
